--- a/companies/calderwood-partners/Engagements/Garcia-Werner/2012.07.11 - Status Report - Garcia-Werner v2 FINAL.docx
+++ b/companies/calderwood-partners/Engagements/Garcia-Werner/2012.07.11 - Status Report - Garcia-Werner v2 FINAL.docx
@@ -7,12 +7,12 @@
         <w:pStyle w:val="Heading1"/>
       </w:pPr>
       <w:r>
-        <w:t>Status Report: Market Entry Assessment</w:t>
+        <w:t>Status Report: Market Entry Assessment for Garcia-Werner</w:t>
       </w:r>
     </w:p>
     <w:p>
       <w:r>
-        <w:t>Prepared for the office of the Chief Financial Officer, Garcia-Werner, by the engagement team. This report covers the period since our last update and sets out where the assessment stands at its midpoint.</w:t>
+        <w:t>Prepared for the leadership of Garcia-Werner by the Calderwood engagement team. This report covers the period since our last update and looks ahead to the work that follows. The team on your engagement is Jason Torres, who leads it, James Green, and Deborah Gordon.</w:t>
       </w:r>
     </w:p>
     <w:p>
@@ -20,17 +20,22 @@
         <w:pStyle w:val="Heading2"/>
       </w:pPr>
       <w:r>
-        <w:t>Summary</w:t>
+        <w:t>Where we stand</w:t>
       </w:r>
     </w:p>
     <w:p>
       <w:r>
-        <w:t>The assessment for Garcia-Werner is at its midpoint and on plan. The market picture is built and has been agreed with your team as a working baseline. The competitive and demand work is largely complete. The entry options are framed and are moving into direct comparison. Against the fixed fee of $69,500 for the engagement, roughly half the budget is committed, which matches the share of the work delivered. We expect to hold both the schedule and the fee to the plan set at the outset.</w:t>
+        <w:t>The engagement is at its midpoint and on plan. The market work is substantially done. The entry economics are in draft. One data dependency on your side is holding up the segment detail, and it is the main thing to watch.</w:t>
       </w:r>
     </w:p>
     <w:p>
       <w:r>
-        <w:t>In short, the diagnostic half of the engagement is behind us, and the picture is consistent from every direction we have tested it. The market is real and growing, your cost position gives you somewhere to compete, and the demand work supports both. What remains is the decision the assessment was commissioned to inform: not whether the market exists, but whether and how you should enter it, and at what cost and return. The second half is built to answer exactly that.</w:t>
+        <w:t>The recommendation is not yet formed, and at this stage it should not be. We are still assembling the fact base your board will need to decide. What follows is progress against the plan, not conclusions.</w:t>
+      </w:r>
+    </w:p>
+    <w:p>
+      <w:r>
+        <w:t>Four things in a line. The market is understood, the economics are drafted, the one gap is your sales data, and the fee is tracking to plan. The detail follows.</w:t>
       </w:r>
     </w:p>
     <w:p>
@@ -38,12 +43,12 @@
         <w:pStyle w:val="Heading2"/>
       </w:pPr>
       <w:r>
-        <w:t>Completed This Period</w:t>
+        <w:t>What we completed this period</w:t>
       </w:r>
     </w:p>
     <w:p>
       <w:r>
-        <w:t>The first half of the assessment was spent establishing the facts the recommendation will rest on. That work is now substantially done, and the results have held up against your own figures wherever the two can be compared. We have deliberately front-loaded the diagnostic work so that the second half is spent on judgment rather than data-gathering, and so that any figure we put in front of you in the final report has already been reconciled once against a source your own team recognizes.</w:t>
+        <w:t>The market work is the bulk of this period. It is now substantially done and documented. We would rather hand your board a narrow, sourced picture than a broad one we cannot stand behind, and the work reflects that.</w:t>
       </w:r>
     </w:p>
     <w:p>
@@ -51,7 +56,7 @@
         <w:pStyle w:val="ListBullet"/>
       </w:pPr>
       <w:r>
-        <w:t>Market sizing is closed. The size, growth, and margin profile of the target market are established, and they reconcile with your segment data within a narrow band.</w:t>
+        <w:t>Deborah Gordon completed the market sizing and the demand read. Both are documented, and each input is sourced in the engagement file.</w:t>
       </w:r>
     </w:p>
     <w:p>
@@ -59,7 +64,7 @@
         <w:pStyle w:val="ListBullet"/>
       </w:pPr>
       <w:r>
-        <w:t>The competitive map is complete. The positions of the leading incumbents are documented, along with a gap in the mid-tier where your cost position would carry an advantage.</w:t>
+        <w:t>The benchmark set is built and reconciled against outside data, so the comparisons rest on figures we can defend.</w:t>
       </w:r>
     </w:p>
     <w:p>
@@ -67,7 +72,7 @@
         <w:pStyle w:val="ListBullet"/>
       </w:pPr>
       <w:r>
-        <w:t>The first round of customer interviews is finished. Demand in the target segment reads more clearly than the published data alone had suggested, and it points the same way as the sizing.</w:t>
+        <w:t>The entry economics are in draft. Each way into the market is modeled, and every figure ties back to a source in the file.</w:t>
       </w:r>
     </w:p>
     <w:p>
@@ -75,7 +80,56 @@
         <w:pStyle w:val="ListBullet"/>
       </w:pPr>
       <w:r>
-        <w:t>The three entry routes, build, acquire, and partner, are framed on a common basis of cost, speed, and risk, and are ready for comparison.</w:t>
+        <w:t>We held a working session with your team. We agreed the criteria against which the entry options will be weighed once the sizing is closed.</w:t>
+      </w:r>
+    </w:p>
+    <w:p>
+      <w:r>
+        <w:t>One point on method, since it shapes what you can rely on. Every figure in the draft carries a source in the engagement file. Where a number is our estimate rather than a fact, it is labeled as an estimate, with the band around it. Your team can trace any line back to where it came from, and we would encourage the finance owners to do exactly that before the board sees it.</w:t>
+      </w:r>
+    </w:p>
+    <w:p>
+      <w:pPr>
+        <w:pStyle w:val="Heading2"/>
+      </w:pPr>
+      <w:r>
+        <w:t>What comes next</w:t>
+      </w:r>
+    </w:p>
+    <w:p>
+      <w:r>
+        <w:t>The next period turns on the regional sales breakdown from your finance team. Once it is in, Deborah Gordon closes the segment comparison and we finalize the sizing. I then firm the economics against the completed sizing, so the numbers move together and not in pieces.</w:t>
+      </w:r>
+    </w:p>
+    <w:p>
+      <w:r>
+        <w:t>With the sizing closed, Jason Torres will bring you a first view of the entry options and the criteria we will weigh them against. That view comes ahead of the recommendation itself, so you can steer the analysis before it hardens.</w:t>
+      </w:r>
+    </w:p>
+    <w:p>
+      <w:r>
+        <w:t>We would ask two things of your team in the same window. Confirm the finance owner for the sales data, so Deborah Gordon has one contact and not several. Flag any constraint on the entry that we should treat as fixed, so we do not model options your board has already ruled out.</w:t>
+      </w:r>
+    </w:p>
+    <w:p>
+      <w:pPr>
+        <w:pStyle w:val="Heading2"/>
+      </w:pPr>
+      <w:r>
+        <w:t>Budget</w:t>
+      </w:r>
+    </w:p>
+    <w:p>
+      <w:r>
+        <w:t>The engagement is a fixed fee of $69,500. At the midpoint the work is tracking within it, and we see nothing in what remains that would change that, provided the scope holds. Should you ask us to widen the work, we would raise the fee with you before taking it on, as the engagement letter sets out.</w:t>
+      </w:r>
+    </w:p>
+    <w:p>
+      <w:pPr>
+        <w:pStyle w:val="Heading2"/>
+      </w:pPr>
+      <w:r>
+        <w:t>Risks and what we are watching</w:t>
       </w:r>
     </w:p>
     <w:p>
@@ -83,20 +137,7 @@
         <w:pStyle w:val="ListBullet"/>
       </w:pPr>
       <w:r>
-        <w:t>Your finance and commercial teams have been responsive throughout, and the data flow has kept pace with the analysis, which is the main reason the first half held to schedule.</w:t>
-      </w:r>
-    </w:p>
-    <w:p>
-      <w:pPr>
-        <w:pStyle w:val="Heading2"/>
-      </w:pPr>
-      <w:r>
-        <w:t>The Second Half</w:t>
-      </w:r>
-    </w:p>
-    <w:p>
-      <w:r>
-        <w:t>The remaining work turns the facts into a recommendation and sizes what acting on it would take. The emphasis now shifts from gathering to judgment, and from the market in general to your position in it specifically. We will bring the comparison to a working session before it is final, so that the recommendation reaches you already tested against your own reading of the market rather than delivered cold.</w:t>
+        <w:t>The outstanding sales data is the one real dependency. Until it arrives, the segment sizing carries a wider band than we want. If it slips past next week, the final read slips with it, and we will tell you rather than quietly absorb the delay.</w:t>
       </w:r>
     </w:p>
     <w:p>
@@ -104,7 +145,7 @@
         <w:pStyle w:val="ListBullet"/>
       </w:pPr>
       <w:r>
-        <w:t>Complete the comparison of the three routes and settle on a recommended way in.</w:t>
+        <w:t>The entry options are still open. We will not narrow them until the sizing is closed, so the board should expect a set of choices, not a single answer, at the next review.</w:t>
       </w:r>
     </w:p>
     <w:p>
@@ -112,7 +153,7 @@
         <w:pStyle w:val="ListBullet"/>
       </w:pPr>
       <w:r>
-        <w:t>Size the recommended route: what entry would cost, what it would return, and over what period.</w:t>
+        <w:t>The peer evidence points to a slower demand build than the early market read suggested. That is a finding, not a problem, but it will shape the economics, and we are flagging it early so it does not land as a surprise in the recommendation.</w:t>
       </w:r>
     </w:p>
     <w:p>
@@ -120,41 +161,12 @@
         <w:pStyle w:val="ListBullet"/>
       </w:pPr>
       <w:r>
-        <w:t>Deborah Gordon assembles the analysis and the recommendation into the final assessment.</w:t>
-      </w:r>
-    </w:p>
-    <w:p>
-      <w:pPr>
-        <w:pStyle w:val="ListBullet"/>
-      </w:pPr>
-      <w:r>
-        <w:t>Hold a working session to take you and your team through the draft before it is finalized.</w:t>
-      </w:r>
-    </w:p>
-    <w:p>
-      <w:pPr>
-        <w:pStyle w:val="Heading2"/>
-      </w:pPr>
-      <w:r>
-        <w:t>Risks and Watch Items</w:t>
+        <w:t>Nothing else on the engagement is off plan at this point.</w:t>
       </w:r>
     </w:p>
     <w:p>
       <w:r>
-        <w:t>Three items bear watching in the second half. None is off track today, and each is noted here so there are no surprises later. The valuation range for the acquisition route rests on comparable-transaction data that is thin in this market; we will present the range with its uncertainty marked, and will not imply a precision the data does not support. Two customer interviews slipped and have been rescheduled; if they slip again, the demand read on one segment stays softer than the rest, and we are managing that with the help of your commercial team at Garcia-Werner. The segment breakdown we requested is still outstanding in its final form, and we are working from the summary in the meantime, which is adequate for now but not for the final numbers. Taken together these are the ordinary uncertainties of an assessment at this stage, not signs of trouble, and we will keep each in view as the numbers firm up.</w:t>
-      </w:r>
-    </w:p>
-    <w:p>
-      <w:pPr>
-        <w:pStyle w:val="Heading2"/>
-      </w:pPr>
-      <w:r>
-        <w:t>Where This Leaves Us</w:t>
-      </w:r>
-    </w:p>
-    <w:p>
-      <w:r>
-        <w:t>Nothing in the work to date changes the plan agreed at kickoff, and the assessment remains on schedule and within budget. The next report will carry the completed comparison and a recommended route, ahead of the working session where we will walk your team through it. Questions on the analysis are best directed to Jason Torres; questions on the underlying numbers to James Green.</w:t>
+        <w:t>We will send the next update after the working session that follows the segment close. If anything here needs discussion before then, Jason Torres is your point of contact.</w:t>
       </w:r>
     </w:p>
     <w:sectPr>
